--- a/控制點篩選結果為所有軍購案評分的標準.docx
+++ b/控制點篩選結果為所有軍購案評分的標準.docx
@@ -517,7 +517,7 @@
           <w:sz w:val="24"/>
           <w:szCs w:val="24"/>
         </w:rPr>
-        <w:t>二、成對互斥的控制點合併為單一評分維度。</w:t>
+        <w:t>二、成對互斥的控制點合併為單一評分項目。</w:t>
       </w:r>
     </w:p>
     <w:p>
@@ -659,7 +659,7 @@
           <w:sz w:val="24"/>
           <w:szCs w:val="24"/>
         </w:rPr>
-        <w:t>共四組，各合併為一個評分維度，命中其中任一項者即依同一公式評分。理由：以軍投</w:t>
+        <w:t>共四組，各合併為一個評分項目，命中其中任一項者即依同一公式評分。理由：以軍投</w:t>
       </w:r>
       <w:r>
         <w:rPr>
@@ -836,7 +836,7 @@
           <w:sz w:val="24"/>
           <w:szCs w:val="24"/>
         </w:rPr>
-        <w:t>維度，</w:t>
+        <w:t>評分項目，</w:t>
       </w:r>
       <w:proofErr w:type="gramStart"/>
       <w:r>
@@ -1263,7 +1263,7 @@
           <w:sz w:val="24"/>
           <w:szCs w:val="24"/>
         </w:rPr>
-        <w:t>，其風險未被其他維度計入，故仍獨立計分。</w:t>
+        <w:t>，其風險未被其他評分項目計入，故仍獨立計分。</w:t>
       </w:r>
     </w:p>
     <w:p>
@@ -1347,7 +1347,7 @@
           <w:sz w:val="24"/>
           <w:szCs w:val="24"/>
         </w:rPr>
-        <w:t>分附近。設有二項指標之評分維度，取二者之加權平均。</w:t>
+        <w:t>分附近。設有二項指標之評分項目，取二者之加權平均。</w:t>
       </w:r>
     </w:p>
     <w:p>
@@ -1657,7 +1657,7 @@
           <w:sz w:val="24"/>
           <w:szCs w:val="24"/>
         </w:rPr>
-        <w:t>個計分維度（</w:t>
+        <w:t>個評分項目（</w:t>
       </w:r>
       <w:r>
         <w:rPr>
@@ -1883,7 +1883,7 @@
           <w:sz w:val="24"/>
           <w:szCs w:val="24"/>
         </w:rPr>
-        <w:t>個維度、上限</w:t>
+        <w:t>個評分項目、上限</w:t>
       </w:r>
       <w:r>
         <w:rPr>
@@ -1927,7 +1927,7 @@
           <w:sz w:val="24"/>
           <w:szCs w:val="24"/>
         </w:rPr>
-        <w:t>個計分維度（</w:t>
+        <w:t>個評分項目（</w:t>
       </w:r>
       <w:r>
         <w:rPr>
@@ -2132,7 +2132,7 @@
           <w:sz w:val="24"/>
           <w:szCs w:val="24"/>
         </w:rPr>
-        <w:t>個維度、上限</w:t>
+        <w:t>個評分項目、上限</w:t>
       </w:r>
       <w:r>
         <w:rPr>
@@ -2176,7 +2176,7 @@
           <w:sz w:val="24"/>
           <w:szCs w:val="24"/>
         </w:rPr>
-        <w:t>個維度，故實際分數多落於</w:t>
+        <w:t>個評分項目，故實際分數多落於</w:t>
       </w:r>
       <w:r>
         <w:rPr>
@@ -3461,7 +3461,7 @@
                 <w:sz w:val="24"/>
                 <w:szCs w:val="24"/>
               </w:rPr>
-              <w:t>合併為同一評分維度，命中三者其中任</w:t>
+              <w:t>合併為同一評分項目，命中三者其中任</w:t>
             </w:r>
             <w:proofErr w:type="gramStart"/>
             <w:r>
@@ -4004,7 +4004,7 @@
                 <w:sz w:val="24"/>
                 <w:szCs w:val="24"/>
               </w:rPr>
-              <w:t>合併為同一評分維度，評分</w:t>
+              <w:t>合併為同一評分項目，評分</w:t>
             </w:r>
             <w:proofErr w:type="gramStart"/>
             <w:r>
@@ -4975,7 +4975,7 @@
                 <w:sz w:val="24"/>
                 <w:szCs w:val="24"/>
               </w:rPr>
-              <w:t>合併為同一評分維度，命中其中任</w:t>
+              <w:t>合併為同一評分項目，命中其中任</w:t>
             </w:r>
             <w:proofErr w:type="gramStart"/>
             <w:r>
@@ -5457,7 +5457,7 @@
                 <w:sz w:val="24"/>
                 <w:szCs w:val="24"/>
               </w:rPr>
-              <w:t>合併為同一評分維度，評分</w:t>
+              <w:t>合併為同一評分項目，評分</w:t>
             </w:r>
             <w:proofErr w:type="gramStart"/>
             <w:r>
@@ -6026,7 +6026,7 @@
                 <w:sz w:val="24"/>
                 <w:szCs w:val="24"/>
               </w:rPr>
-              <w:t>維度，</w:t>
+              <w:t>評分項目，</w:t>
             </w:r>
             <w:proofErr w:type="gramStart"/>
             <w:r>
@@ -7454,7 +7454,7 @@
                 <w:sz w:val="24"/>
                 <w:szCs w:val="24"/>
               </w:rPr>
-              <w:t>合併為同一評分維度，命中其中任</w:t>
+              <w:t>合併為同一評分項目，命中其中任</w:t>
             </w:r>
             <w:proofErr w:type="gramStart"/>
             <w:r>
@@ -7985,7 +7985,7 @@
                 <w:sz w:val="24"/>
                 <w:szCs w:val="24"/>
               </w:rPr>
-              <w:t>合併為同一評分維度，評分方式</w:t>
+              <w:t>合併為同一評分項目，評分方式</w:t>
             </w:r>
             <w:proofErr w:type="gramStart"/>
             <w:r>
@@ -9012,7 +9012,7 @@
                 <w:sz w:val="24"/>
                 <w:szCs w:val="24"/>
               </w:rPr>
-              <w:t>合併為同一評分維度，命中其中任</w:t>
+              <w:t>合併為同一評分項目，命中其中任</w:t>
             </w:r>
             <w:proofErr w:type="gramStart"/>
             <w:r>
@@ -9503,7 +9503,7 @@
                 <w:sz w:val="24"/>
                 <w:szCs w:val="24"/>
               </w:rPr>
-              <w:t>合併為同一評分維度，評分方式</w:t>
+              <w:t>合併為同一評分項目，評分方式</w:t>
             </w:r>
             <w:proofErr w:type="gramStart"/>
             <w:r>
@@ -10354,7 +10354,7 @@
                 <w:sz w:val="24"/>
                 <w:szCs w:val="24"/>
               </w:rPr>
-              <w:t>，其風險未被其他維度計入。此與軍投</w:t>
+              <w:t>，其風險未被其他評分項目計入。此與軍投</w:t>
             </w:r>
             <w:r>
               <w:rPr>
